--- a/DOC/10-2_履歷_吳美智_填.docx
+++ b/DOC/10-2_履歷_吳美智_填.docx
@@ -114,12 +114,13 @@
         <w:tblLook w:val="0000" w:firstRow="0" w:lastRow="0" w:firstColumn="0" w:lastColumn="0" w:noHBand="0" w:noVBand="0"/>
       </w:tblPr>
       <w:tblGrid>
-        <w:gridCol w:w="1828"/>
-        <w:gridCol w:w="3417"/>
-        <w:gridCol w:w="1105"/>
-        <w:gridCol w:w="596"/>
-        <w:gridCol w:w="1951"/>
-        <w:gridCol w:w="1597"/>
+        <w:gridCol w:w="1766"/>
+        <w:gridCol w:w="3258"/>
+        <w:gridCol w:w="1066"/>
+        <w:gridCol w:w="750"/>
+        <w:gridCol w:w="1531"/>
+        <w:gridCol w:w="2111"/>
+        <w:gridCol w:w="12"/>
       </w:tblGrid>
       <w:tr>
         <w:trPr>
@@ -128,7 +129,7 @@
         </w:trPr>
         <w:tc>
           <w:tcPr>
-            <w:tcW w:w="1828" w:type="dxa"/>
+            <w:tcW w:w="1801" w:type="dxa"/>
           </w:tcPr>
           <w:p>
             <w:pPr>
@@ -156,45 +157,49 @@
         </w:tc>
         <w:tc>
           <w:tcPr>
-            <w:tcW w:w="0" w:type="auto"/>
-            <w:gridSpan w:val="5"/>
-          </w:tcPr>
-          <w:p>
-            <w:pPr>
-              <w:jc w:val="center"/>
-              <w:rPr>
-                <w:rFonts w:ascii="標楷體" w:eastAsia="標楷體"/>
-                <w:sz w:val="28"/>
-              </w:rPr>
-            </w:pPr>
-            <w:r>
-              <w:rPr>
-                <w:rFonts w:ascii="標楷體" w:eastAsia="標楷體"/>
-                <w:sz w:val="28"/>
-              </w:rPr>
-              <w:t xml:space="preserve">( </w:t>
-            </w:r>
-            <w:r>
-              <w:rPr>
-                <w:rFonts w:ascii="標楷體" w:eastAsia="標楷體"/>
+            <w:tcW w:w="8693" w:type="dxa"/>
+            <w:gridSpan w:val="6"/>
+          </w:tcPr>
+          <w:p>
+            <w:pPr>
+              <w:jc w:val="center"/>
+              <w:rPr>
+                <w:rFonts w:ascii="標楷體" w:eastAsia="標楷體"/>
+                <w:sz w:val="28"/>
+              </w:rPr>
+            </w:pPr>
+            <w:r>
+              <w:rPr>
+                <w:rFonts w:ascii="標楷體" w:eastAsia="標楷體" w:hint="eastAsia"/>
+                <w:sz w:val="28"/>
+              </w:rPr>
+              <w:t>(</w:t>
+            </w:r>
+            <w:r>
+              <w:rPr>
+                <w:rFonts w:ascii="Segoe UI Symbol" w:eastAsia="標楷體" w:hAnsi="Segoe UI Symbol" w:cs="Segoe UI Symbol"/>
                 <w:sz w:val="28"/>
               </w:rPr>
               <w:t>✓</w:t>
             </w:r>
             <w:r>
               <w:rPr>
-                <w:rFonts w:ascii="標楷體" w:eastAsia="標楷體"/>
-                <w:sz w:val="28"/>
-              </w:rPr>
-              <w:t xml:space="preserve"> ) 研究人員</w:t>
+                <w:rFonts w:ascii="標楷體" w:eastAsia="標楷體" w:hint="eastAsia"/>
+                <w:sz w:val="28"/>
+              </w:rPr>
+              <w:t>) 協同主持人</w:t>
             </w:r>
           </w:p>
         </w:tc>
       </w:tr>
       <w:tr>
-        <w:tc>
-          <w:tcPr>
-            <w:tcW w:w="1828" w:type="dxa"/>
+        <w:trPr>
+          <w:gridAfter w:val="1"/>
+          <w:wAfter w:w="12" w:type="dxa"/>
+        </w:trPr>
+        <w:tc>
+          <w:tcPr>
+            <w:tcW w:w="1801" w:type="dxa"/>
           </w:tcPr>
           <w:p>
             <w:pPr>
@@ -222,13 +227,13 @@
         </w:tc>
         <w:tc>
           <w:tcPr>
-            <w:tcW w:w="3417" w:type="dxa"/>
-          </w:tcPr>
-          <w:p>
-            <w:pPr>
-              <w:jc w:val="center"/>
-              <w:rPr>
-                <w:rFonts w:ascii="標楷體" w:eastAsia="標楷體" w:hint="eastAsia"/>
+            <w:tcW w:w="3347" w:type="dxa"/>
+          </w:tcPr>
+          <w:p>
+            <w:pPr>
+              <w:jc w:val="center"/>
+              <w:rPr>
+                <w:rFonts w:ascii="標楷體" w:eastAsia="標楷體"/>
                 <w:sz w:val="28"/>
               </w:rPr>
             </w:pPr>
@@ -243,7 +248,7 @@
         </w:tc>
         <w:tc>
           <w:tcPr>
-            <w:tcW w:w="1105" w:type="dxa"/>
+            <w:tcW w:w="1088" w:type="dxa"/>
           </w:tcPr>
           <w:p>
             <w:pPr>
@@ -264,7 +269,7 @@
         </w:tc>
         <w:tc>
           <w:tcPr>
-            <w:tcW w:w="596" w:type="dxa"/>
+            <w:tcW w:w="593" w:type="dxa"/>
           </w:tcPr>
           <w:p>
             <w:pPr>
@@ -285,7 +290,7 @@
         </w:tc>
         <w:tc>
           <w:tcPr>
-            <w:tcW w:w="1951" w:type="dxa"/>
+            <w:tcW w:w="1535" w:type="dxa"/>
           </w:tcPr>
           <w:p>
             <w:pPr>
@@ -306,16 +311,30 @@
         </w:tc>
         <w:tc>
           <w:tcPr>
-            <w:tcW w:w="0" w:type="auto"/>
-          </w:tcPr>
-          <w:p>
-            <w:pPr>
-              <w:jc w:val="center"/>
-              <w:rPr>
-                <w:rFonts w:ascii="標楷體" w:eastAsia="標楷體"/>
-                <w:sz w:val="28"/>
-              </w:rPr>
-            </w:pPr>
+            <w:tcW w:w="2118" w:type="dxa"/>
+          </w:tcPr>
+          <w:p>
+            <w:pPr>
+              <w:jc w:val="center"/>
+              <w:rPr>
+                <w:rFonts w:ascii="標楷體" w:eastAsia="標楷體"/>
+                <w:sz w:val="28"/>
+              </w:rPr>
+            </w:pPr>
+            <w:r>
+              <w:rPr>
+                <w:rFonts w:ascii="標楷體" w:eastAsia="標楷體" w:hint="eastAsia"/>
+                <w:sz w:val="28"/>
+              </w:rPr>
+              <w:t>1974</w:t>
+            </w:r>
+            <w:r>
+              <w:rPr>
+                <w:rFonts w:ascii="標楷體" w:eastAsia="標楷體"/>
+                <w:sz w:val="28"/>
+              </w:rPr>
+              <w:t>/12/19</w:t>
+            </w:r>
           </w:p>
         </w:tc>
       </w:tr>
@@ -326,7 +345,7 @@
         <w:tc>
           <w:tcPr>
             <w:tcW w:w="10494" w:type="dxa"/>
-            <w:gridSpan w:val="6"/>
+            <w:gridSpan w:val="7"/>
           </w:tcPr>
           <w:p>
             <w:pPr>
@@ -363,6 +382,354 @@
                 <w:sz w:val="28"/>
               </w:rPr>
               <w:t>)</w:t>
+            </w:r>
+          </w:p>
+        </w:tc>
+      </w:tr>
+      <w:tr>
+        <w:trPr>
+          <w:gridAfter w:val="1"/>
+          <w:wAfter w:w="12" w:type="dxa"/>
+          <w:cantSplit/>
+        </w:trPr>
+        <w:tc>
+          <w:tcPr>
+            <w:tcW w:w="5148" w:type="dxa"/>
+            <w:gridSpan w:val="2"/>
+          </w:tcPr>
+          <w:p>
+            <w:pPr>
+              <w:jc w:val="center"/>
+              <w:rPr>
+                <w:rFonts w:ascii="標楷體" w:eastAsia="標楷體"/>
+                <w:sz w:val="28"/>
+              </w:rPr>
+            </w:pPr>
+            <w:r>
+              <w:rPr>
+                <w:rFonts w:ascii="標楷體" w:eastAsia="標楷體" w:hint="eastAsia"/>
+                <w:sz w:val="28"/>
+              </w:rPr>
+              <w:t>學</w:t>
+            </w:r>
+            <w:r>
+              <w:rPr>
+                <w:rFonts w:ascii="標楷體" w:eastAsia="標楷體"/>
+                <w:sz w:val="28"/>
+              </w:rPr>
+              <w:t xml:space="preserve"> </w:t>
+            </w:r>
+            <w:r>
+              <w:rPr>
+                <w:rFonts w:ascii="標楷體" w:eastAsia="標楷體" w:hint="eastAsia"/>
+                <w:sz w:val="28"/>
+              </w:rPr>
+              <w:t>校</w:t>
+            </w:r>
+            <w:r>
+              <w:rPr>
+                <w:rFonts w:ascii="標楷體" w:eastAsia="標楷體"/>
+                <w:sz w:val="28"/>
+              </w:rPr>
+              <w:t xml:space="preserve"> </w:t>
+            </w:r>
+            <w:r>
+              <w:rPr>
+                <w:rFonts w:ascii="標楷體" w:eastAsia="標楷體" w:hint="eastAsia"/>
+                <w:sz w:val="28"/>
+              </w:rPr>
+              <w:t>名</w:t>
+            </w:r>
+            <w:r>
+              <w:rPr>
+                <w:rFonts w:ascii="標楷體" w:eastAsia="標楷體"/>
+                <w:sz w:val="28"/>
+              </w:rPr>
+              <w:t xml:space="preserve"> </w:t>
+            </w:r>
+            <w:r>
+              <w:rPr>
+                <w:rFonts w:ascii="標楷體" w:eastAsia="標楷體" w:hint="eastAsia"/>
+                <w:sz w:val="28"/>
+              </w:rPr>
+              <w:t>稱</w:t>
+            </w:r>
+          </w:p>
+        </w:tc>
+        <w:tc>
+          <w:tcPr>
+            <w:tcW w:w="1088" w:type="dxa"/>
+          </w:tcPr>
+          <w:p>
+            <w:pPr>
+              <w:jc w:val="center"/>
+              <w:rPr>
+                <w:rFonts w:ascii="標楷體" w:eastAsia="標楷體"/>
+                <w:sz w:val="28"/>
+              </w:rPr>
+            </w:pPr>
+            <w:r>
+              <w:rPr>
+                <w:rFonts w:ascii="標楷體" w:eastAsia="標楷體" w:hint="eastAsia"/>
+                <w:sz w:val="28"/>
+              </w:rPr>
+              <w:t>學</w:t>
+            </w:r>
+            <w:r>
+              <w:rPr>
+                <w:rFonts w:ascii="標楷體" w:eastAsia="標楷體"/>
+                <w:sz w:val="28"/>
+              </w:rPr>
+              <w:t xml:space="preserve">  </w:t>
+            </w:r>
+            <w:r>
+              <w:rPr>
+                <w:rFonts w:ascii="標楷體" w:eastAsia="標楷體" w:hint="eastAsia"/>
+                <w:sz w:val="28"/>
+              </w:rPr>
+              <w:t>位</w:t>
+            </w:r>
+          </w:p>
+        </w:tc>
+        <w:tc>
+          <w:tcPr>
+            <w:tcW w:w="2128" w:type="dxa"/>
+            <w:gridSpan w:val="2"/>
+          </w:tcPr>
+          <w:p>
+            <w:pPr>
+              <w:jc w:val="center"/>
+              <w:rPr>
+                <w:rFonts w:ascii="標楷體" w:eastAsia="標楷體"/>
+                <w:sz w:val="28"/>
+              </w:rPr>
+            </w:pPr>
+            <w:r>
+              <w:rPr>
+                <w:rFonts w:ascii="標楷體" w:eastAsia="標楷體" w:hint="eastAsia"/>
+                <w:sz w:val="28"/>
+              </w:rPr>
+              <w:t>起</w:t>
+            </w:r>
+            <w:r>
+              <w:rPr>
+                <w:rFonts w:ascii="標楷體" w:eastAsia="標楷體"/>
+                <w:sz w:val="28"/>
+              </w:rPr>
+              <w:t xml:space="preserve"> </w:t>
+            </w:r>
+            <w:r>
+              <w:rPr>
+                <w:rFonts w:ascii="標楷體" w:eastAsia="標楷體" w:hint="eastAsia"/>
+                <w:sz w:val="28"/>
+              </w:rPr>
+              <w:t>迄</w:t>
+            </w:r>
+            <w:r>
+              <w:rPr>
+                <w:rFonts w:ascii="標楷體" w:eastAsia="標楷體"/>
+                <w:sz w:val="28"/>
+              </w:rPr>
+              <w:t xml:space="preserve"> </w:t>
+            </w:r>
+            <w:r>
+              <w:rPr>
+                <w:rFonts w:ascii="標楷體" w:eastAsia="標楷體" w:hint="eastAsia"/>
+                <w:sz w:val="28"/>
+              </w:rPr>
+              <w:t>年</w:t>
+            </w:r>
+            <w:r>
+              <w:rPr>
+                <w:rFonts w:ascii="標楷體" w:eastAsia="標楷體"/>
+                <w:sz w:val="28"/>
+              </w:rPr>
+              <w:t xml:space="preserve"> </w:t>
+            </w:r>
+            <w:r>
+              <w:rPr>
+                <w:rFonts w:ascii="標楷體" w:eastAsia="標楷體" w:hint="eastAsia"/>
+                <w:sz w:val="28"/>
+              </w:rPr>
+              <w:t>月</w:t>
+            </w:r>
+          </w:p>
+        </w:tc>
+        <w:tc>
+          <w:tcPr>
+            <w:tcW w:w="2118" w:type="dxa"/>
+          </w:tcPr>
+          <w:p>
+            <w:pPr>
+              <w:jc w:val="center"/>
+              <w:rPr>
+                <w:rFonts w:ascii="標楷體" w:eastAsia="標楷體"/>
+                <w:sz w:val="28"/>
+              </w:rPr>
+            </w:pPr>
+            <w:r>
+              <w:rPr>
+                <w:rFonts w:ascii="標楷體" w:eastAsia="標楷體" w:hint="eastAsia"/>
+                <w:sz w:val="28"/>
+              </w:rPr>
+              <w:t>科</w:t>
+            </w:r>
+            <w:r>
+              <w:rPr>
+                <w:rFonts w:ascii="標楷體" w:eastAsia="標楷體"/>
+                <w:sz w:val="28"/>
+              </w:rPr>
+              <w:t xml:space="preserve"> </w:t>
+            </w:r>
+            <w:r>
+              <w:rPr>
+                <w:rFonts w:ascii="標楷體" w:eastAsia="標楷體" w:hint="eastAsia"/>
+                <w:sz w:val="28"/>
+              </w:rPr>
+              <w:t>技</w:t>
+            </w:r>
+            <w:r>
+              <w:rPr>
+                <w:rFonts w:ascii="標楷體" w:eastAsia="標楷體"/>
+                <w:sz w:val="28"/>
+              </w:rPr>
+              <w:t xml:space="preserve"> </w:t>
+            </w:r>
+            <w:r>
+              <w:rPr>
+                <w:rFonts w:ascii="標楷體" w:eastAsia="標楷體" w:hint="eastAsia"/>
+                <w:sz w:val="28"/>
+              </w:rPr>
+              <w:t>專</w:t>
+            </w:r>
+            <w:r>
+              <w:rPr>
+                <w:rFonts w:ascii="標楷體" w:eastAsia="標楷體"/>
+                <w:sz w:val="28"/>
+              </w:rPr>
+              <w:t xml:space="preserve"> </w:t>
+            </w:r>
+            <w:r>
+              <w:rPr>
+                <w:rFonts w:ascii="標楷體" w:eastAsia="標楷體" w:hint="eastAsia"/>
+                <w:sz w:val="28"/>
+              </w:rPr>
+              <w:t>長</w:t>
+            </w:r>
+          </w:p>
+        </w:tc>
+      </w:tr>
+      <w:tr>
+        <w:trPr>
+          <w:gridAfter w:val="1"/>
+          <w:wAfter w:w="12" w:type="dxa"/>
+          <w:cantSplit/>
+          <w:trHeight w:val="780"/>
+        </w:trPr>
+        <w:tc>
+          <w:tcPr>
+            <w:tcW w:w="5148" w:type="dxa"/>
+            <w:gridSpan w:val="2"/>
+          </w:tcPr>
+          <w:p>
+            <w:pPr>
+              <w:jc w:val="center"/>
+              <w:rPr>
+                <w:rFonts w:ascii="標楷體" w:eastAsia="標楷體"/>
+                <w:sz w:val="28"/>
+              </w:rPr>
+            </w:pPr>
+            <w:r>
+              <w:rPr>
+                <w:rFonts w:ascii="標楷體" w:eastAsia="標楷體" w:hint="eastAsia"/>
+                <w:sz w:val="28"/>
+              </w:rPr>
+              <w:t>元智大學管研所</w:t>
+            </w:r>
+          </w:p>
+        </w:tc>
+        <w:tc>
+          <w:tcPr>
+            <w:tcW w:w="1088" w:type="dxa"/>
+          </w:tcPr>
+          <w:p>
+            <w:pPr>
+              <w:jc w:val="center"/>
+              <w:rPr>
+                <w:rFonts w:ascii="標楷體" w:eastAsia="標楷體"/>
+                <w:sz w:val="28"/>
+              </w:rPr>
+            </w:pPr>
+            <w:r>
+              <w:rPr>
+                <w:rFonts w:ascii="標楷體" w:eastAsia="標楷體" w:hint="eastAsia"/>
+                <w:sz w:val="28"/>
+              </w:rPr>
+              <w:t>碩士</w:t>
+            </w:r>
+          </w:p>
+        </w:tc>
+        <w:tc>
+          <w:tcPr>
+            <w:tcW w:w="2128" w:type="dxa"/>
+            <w:gridSpan w:val="2"/>
+          </w:tcPr>
+          <w:p>
+            <w:pPr>
+              <w:jc w:val="center"/>
+              <w:rPr>
+                <w:rFonts w:ascii="標楷體" w:eastAsia="標楷體"/>
+                <w:sz w:val="28"/>
+              </w:rPr>
+            </w:pPr>
+            <w:r>
+              <w:rPr>
+                <w:rFonts w:ascii="標楷體" w:eastAsia="標楷體" w:hint="eastAsia"/>
+                <w:sz w:val="28"/>
+              </w:rPr>
+              <w:t>2009</w:t>
+            </w:r>
+            <w:r>
+              <w:rPr>
+                <w:rFonts w:ascii="標楷體" w:eastAsia="標楷體" w:hint="eastAsia"/>
+                <w:sz w:val="28"/>
+              </w:rPr>
+              <w:t>/09~</w:t>
+            </w:r>
+            <w:r>
+              <w:rPr>
+                <w:rFonts w:ascii="標楷體" w:eastAsia="標楷體" w:hint="eastAsia"/>
+                <w:sz w:val="28"/>
+              </w:rPr>
+              <w:t>2011</w:t>
+            </w:r>
+            <w:r>
+              <w:rPr>
+                <w:rFonts w:ascii="標楷體" w:eastAsia="標楷體" w:hint="eastAsia"/>
+                <w:sz w:val="28"/>
+              </w:rPr>
+              <w:t>/02</w:t>
+            </w:r>
+          </w:p>
+        </w:tc>
+        <w:tc>
+          <w:tcPr>
+            <w:tcW w:w="2118" w:type="dxa"/>
+          </w:tcPr>
+          <w:p>
+            <w:pPr>
+              <w:jc w:val="center"/>
+              <w:rPr>
+                <w:rFonts w:ascii="標楷體" w:eastAsia="標楷體" w:hint="eastAsia"/>
+                <w:sz w:val="28"/>
+              </w:rPr>
+            </w:pPr>
+            <w:r>
+              <w:rPr>
+                <w:rFonts w:ascii="標楷體" w:eastAsia="標楷體" w:hint="eastAsia"/>
+                <w:sz w:val="28"/>
+              </w:rPr>
+              <w:t>醫學管理</w:t>
             </w:r>
           </w:p>
         </w:tc>
@@ -373,239 +740,177 @@
         </w:trPr>
         <w:tc>
           <w:tcPr>
-            <w:tcW w:w="5245" w:type="dxa"/>
-            <w:gridSpan w:val="2"/>
-          </w:tcPr>
-          <w:p>
-            <w:pPr>
-              <w:jc w:val="center"/>
-              <w:rPr>
-                <w:rFonts w:ascii="標楷體" w:eastAsia="標楷體"/>
-                <w:sz w:val="28"/>
-              </w:rPr>
-            </w:pPr>
-            <w:r>
-              <w:rPr>
-                <w:rFonts w:ascii="標楷體" w:eastAsia="標楷體" w:hint="eastAsia"/>
-                <w:sz w:val="28"/>
-              </w:rPr>
-              <w:t>學</w:t>
-            </w:r>
-            <w:r>
-              <w:rPr>
-                <w:rFonts w:ascii="標楷體" w:eastAsia="標楷體"/>
-                <w:sz w:val="28"/>
-              </w:rPr>
-              <w:t xml:space="preserve"> </w:t>
-            </w:r>
-            <w:r>
-              <w:rPr>
-                <w:rFonts w:ascii="標楷體" w:eastAsia="標楷體" w:hint="eastAsia"/>
-                <w:sz w:val="28"/>
-              </w:rPr>
-              <w:t>校</w:t>
-            </w:r>
-            <w:r>
-              <w:rPr>
-                <w:rFonts w:ascii="標楷體" w:eastAsia="標楷體"/>
-                <w:sz w:val="28"/>
-              </w:rPr>
-              <w:t xml:space="preserve"> </w:t>
-            </w:r>
-            <w:r>
-              <w:rPr>
-                <w:rFonts w:ascii="標楷體" w:eastAsia="標楷體" w:hint="eastAsia"/>
-                <w:sz w:val="28"/>
-              </w:rPr>
-              <w:t>名</w:t>
-            </w:r>
-            <w:r>
-              <w:rPr>
-                <w:rFonts w:ascii="標楷體" w:eastAsia="標楷體"/>
-                <w:sz w:val="28"/>
-              </w:rPr>
-              <w:t xml:space="preserve"> </w:t>
-            </w:r>
-            <w:r>
-              <w:rPr>
-                <w:rFonts w:ascii="標楷體" w:eastAsia="標楷體" w:hint="eastAsia"/>
-                <w:sz w:val="28"/>
-              </w:rPr>
-              <w:t>稱</w:t>
-            </w:r>
-          </w:p>
-        </w:tc>
-        <w:tc>
-          <w:tcPr>
-            <w:tcW w:w="1105" w:type="dxa"/>
-          </w:tcPr>
-          <w:p>
-            <w:pPr>
-              <w:jc w:val="center"/>
-              <w:rPr>
-                <w:rFonts w:ascii="標楷體" w:eastAsia="標楷體"/>
-                <w:sz w:val="28"/>
-              </w:rPr>
-            </w:pPr>
-            <w:r>
-              <w:rPr>
-                <w:rFonts w:ascii="標楷體" w:eastAsia="標楷體" w:hint="eastAsia"/>
-                <w:sz w:val="28"/>
-              </w:rPr>
-              <w:t>學</w:t>
-            </w:r>
-            <w:r>
-              <w:rPr>
-                <w:rFonts w:ascii="標楷體" w:eastAsia="標楷體"/>
-                <w:sz w:val="28"/>
-              </w:rPr>
-              <w:t xml:space="preserve">  </w:t>
-            </w:r>
-            <w:r>
-              <w:rPr>
-                <w:rFonts w:ascii="標楷體" w:eastAsia="標楷體" w:hint="eastAsia"/>
-                <w:sz w:val="28"/>
-              </w:rPr>
-              <w:t>位</w:t>
-            </w:r>
-          </w:p>
-        </w:tc>
-        <w:tc>
-          <w:tcPr>
-            <w:tcW w:w="2547" w:type="dxa"/>
-            <w:gridSpan w:val="2"/>
-          </w:tcPr>
-          <w:p>
-            <w:pPr>
-              <w:jc w:val="center"/>
-              <w:rPr>
-                <w:rFonts w:ascii="標楷體" w:eastAsia="標楷體"/>
-                <w:sz w:val="28"/>
-              </w:rPr>
-            </w:pPr>
-            <w:r>
-              <w:rPr>
-                <w:rFonts w:ascii="標楷體" w:eastAsia="標楷體" w:hint="eastAsia"/>
-                <w:sz w:val="28"/>
-              </w:rPr>
-              <w:t>起</w:t>
-            </w:r>
-            <w:r>
-              <w:rPr>
-                <w:rFonts w:ascii="標楷體" w:eastAsia="標楷體"/>
-                <w:sz w:val="28"/>
-              </w:rPr>
-              <w:t xml:space="preserve"> </w:t>
-            </w:r>
-            <w:r>
-              <w:rPr>
-                <w:rFonts w:ascii="標楷體" w:eastAsia="標楷體" w:hint="eastAsia"/>
-                <w:sz w:val="28"/>
-              </w:rPr>
-              <w:t>迄</w:t>
-            </w:r>
-            <w:r>
-              <w:rPr>
-                <w:rFonts w:ascii="標楷體" w:eastAsia="標楷體"/>
-                <w:sz w:val="28"/>
-              </w:rPr>
-              <w:t xml:space="preserve"> </w:t>
-            </w:r>
-            <w:r>
-              <w:rPr>
-                <w:rFonts w:ascii="標楷體" w:eastAsia="標楷體" w:hint="eastAsia"/>
-                <w:sz w:val="28"/>
-              </w:rPr>
-              <w:t>年</w:t>
-            </w:r>
-            <w:r>
-              <w:rPr>
-                <w:rFonts w:ascii="標楷體" w:eastAsia="標楷體"/>
-                <w:sz w:val="28"/>
-              </w:rPr>
-              <w:t xml:space="preserve"> </w:t>
-            </w:r>
-            <w:r>
-              <w:rPr>
-                <w:rFonts w:ascii="標楷體" w:eastAsia="標楷體" w:hint="eastAsia"/>
-                <w:sz w:val="28"/>
-              </w:rPr>
-              <w:t>月</w:t>
-            </w:r>
-          </w:p>
-        </w:tc>
-        <w:tc>
-          <w:tcPr>
-            <w:tcW w:w="0" w:type="auto"/>
-          </w:tcPr>
-          <w:p>
-            <w:pPr>
-              <w:jc w:val="center"/>
-              <w:rPr>
-                <w:rFonts w:ascii="標楷體" w:eastAsia="標楷體"/>
-                <w:sz w:val="28"/>
-              </w:rPr>
-            </w:pPr>
-            <w:r>
-              <w:rPr>
-                <w:rFonts w:ascii="標楷體" w:eastAsia="標楷體" w:hint="eastAsia"/>
-                <w:sz w:val="28"/>
-              </w:rPr>
-              <w:t>科</w:t>
-            </w:r>
-            <w:r>
-              <w:rPr>
-                <w:rFonts w:ascii="標楷體" w:eastAsia="標楷體"/>
-                <w:sz w:val="28"/>
-              </w:rPr>
-              <w:t xml:space="preserve"> </w:t>
-            </w:r>
-            <w:r>
-              <w:rPr>
-                <w:rFonts w:ascii="標楷體" w:eastAsia="標楷體" w:hint="eastAsia"/>
-                <w:sz w:val="28"/>
-              </w:rPr>
-              <w:t>技</w:t>
-            </w:r>
-            <w:r>
-              <w:rPr>
-                <w:rFonts w:ascii="標楷體" w:eastAsia="標楷體"/>
-                <w:sz w:val="28"/>
-              </w:rPr>
-              <w:t xml:space="preserve"> </w:t>
-            </w:r>
-            <w:r>
-              <w:rPr>
-                <w:rFonts w:ascii="標楷體" w:eastAsia="標楷體" w:hint="eastAsia"/>
-                <w:sz w:val="28"/>
-              </w:rPr>
-              <w:t>專</w:t>
-            </w:r>
-            <w:r>
-              <w:rPr>
-                <w:rFonts w:ascii="標楷體" w:eastAsia="標楷體"/>
-                <w:sz w:val="28"/>
-              </w:rPr>
-              <w:t xml:space="preserve"> </w:t>
-            </w:r>
-            <w:r>
-              <w:rPr>
-                <w:rFonts w:ascii="標楷體" w:eastAsia="標楷體" w:hint="eastAsia"/>
-                <w:sz w:val="28"/>
-              </w:rPr>
-              <w:t>長</w:t>
+            <w:tcW w:w="10494" w:type="dxa"/>
+            <w:gridSpan w:val="7"/>
+          </w:tcPr>
+          <w:p>
+            <w:pPr>
+              <w:jc w:val="center"/>
+              <w:rPr>
+                <w:rFonts w:ascii="標楷體" w:eastAsia="標楷體"/>
+                <w:sz w:val="28"/>
+              </w:rPr>
+            </w:pPr>
+            <w:r>
+              <w:rPr>
+                <w:rFonts w:ascii="標楷體" w:eastAsia="標楷體" w:hint="eastAsia"/>
+                <w:sz w:val="28"/>
+              </w:rPr>
+              <w:t>經歷</w:t>
+            </w:r>
+            <w:r>
+              <w:rPr>
+                <w:rFonts w:ascii="標楷體" w:eastAsia="標楷體"/>
+                <w:sz w:val="28"/>
+              </w:rPr>
+              <w:t>(</w:t>
+            </w:r>
+            <w:r>
+              <w:rPr>
+                <w:rFonts w:ascii="標楷體" w:eastAsia="標楷體" w:hint="eastAsia"/>
+                <w:sz w:val="28"/>
+              </w:rPr>
+              <w:t>請按服務時間先後順序填繕</w:t>
+            </w:r>
+            <w:r>
+              <w:rPr>
+                <w:rFonts w:ascii="標楷體" w:eastAsia="標楷體"/>
+                <w:sz w:val="28"/>
+              </w:rPr>
+              <w:t>,</w:t>
+            </w:r>
+            <w:r>
+              <w:rPr>
+                <w:rFonts w:ascii="標楷體" w:eastAsia="標楷體" w:hint="eastAsia"/>
+                <w:sz w:val="28"/>
+              </w:rPr>
+              <w:t>與現提計劃有關者尤請詳填</w:t>
+            </w:r>
+            <w:r>
+              <w:rPr>
+                <w:rFonts w:ascii="標楷體" w:eastAsia="標楷體"/>
+                <w:sz w:val="28"/>
+              </w:rPr>
+              <w:t>)</w:t>
             </w:r>
           </w:p>
         </w:tc>
       </w:tr>
       <w:tr>
         <w:trPr>
+          <w:gridAfter w:val="1"/>
+          <w:wAfter w:w="12" w:type="dxa"/>
           <w:cantSplit/>
-          <w:trHeight w:val="780"/>
         </w:trPr>
         <w:tc>
           <w:tcPr>
-            <w:tcW w:w="5245" w:type="dxa"/>
+            <w:tcW w:w="6236" w:type="dxa"/>
+            <w:gridSpan w:val="3"/>
+          </w:tcPr>
+          <w:p>
+            <w:pPr>
+              <w:jc w:val="center"/>
+              <w:rPr>
+                <w:rFonts w:ascii="標楷體" w:eastAsia="標楷體"/>
+                <w:sz w:val="28"/>
+              </w:rPr>
+            </w:pPr>
+            <w:r>
+              <w:rPr>
+                <w:rFonts w:ascii="標楷體" w:eastAsia="標楷體" w:hint="eastAsia"/>
+                <w:sz w:val="28"/>
+              </w:rPr>
+              <w:t>服</w:t>
+            </w:r>
+            <w:r>
+              <w:rPr>
+                <w:rFonts w:ascii="標楷體" w:eastAsia="標楷體"/>
+                <w:sz w:val="28"/>
+              </w:rPr>
+              <w:t xml:space="preserve"> </w:t>
+            </w:r>
+            <w:r>
+              <w:rPr>
+                <w:rFonts w:ascii="標楷體" w:eastAsia="標楷體" w:hint="eastAsia"/>
+                <w:sz w:val="28"/>
+              </w:rPr>
+              <w:t>務</w:t>
+            </w:r>
+            <w:r>
+              <w:rPr>
+                <w:rFonts w:ascii="標楷體" w:eastAsia="標楷體"/>
+                <w:sz w:val="28"/>
+              </w:rPr>
+              <w:t xml:space="preserve"> </w:t>
+            </w:r>
+            <w:r>
+              <w:rPr>
+                <w:rFonts w:ascii="標楷體" w:eastAsia="標楷體" w:hint="eastAsia"/>
+                <w:sz w:val="28"/>
+              </w:rPr>
+              <w:t>機</w:t>
+            </w:r>
+            <w:r>
+              <w:rPr>
+                <w:rFonts w:ascii="標楷體" w:eastAsia="標楷體"/>
+                <w:sz w:val="28"/>
+              </w:rPr>
+              <w:t xml:space="preserve"> </w:t>
+            </w:r>
+            <w:r>
+              <w:rPr>
+                <w:rFonts w:ascii="標楷體" w:eastAsia="標楷體" w:hint="eastAsia"/>
+                <w:sz w:val="28"/>
+              </w:rPr>
+              <w:t>關</w:t>
+            </w:r>
+            <w:r>
+              <w:rPr>
+                <w:rFonts w:ascii="標楷體" w:eastAsia="標楷體"/>
+                <w:sz w:val="28"/>
+              </w:rPr>
+              <w:t xml:space="preserve"> </w:t>
+            </w:r>
+            <w:r>
+              <w:rPr>
+                <w:rFonts w:ascii="標楷體" w:eastAsia="標楷體" w:hint="eastAsia"/>
+                <w:sz w:val="28"/>
+              </w:rPr>
+              <w:t>及</w:t>
+            </w:r>
+            <w:r>
+              <w:rPr>
+                <w:rFonts w:ascii="標楷體" w:eastAsia="標楷體"/>
+                <w:sz w:val="28"/>
+              </w:rPr>
+              <w:t xml:space="preserve"> </w:t>
+            </w:r>
+            <w:r>
+              <w:rPr>
+                <w:rFonts w:ascii="標楷體" w:eastAsia="標楷體" w:hint="eastAsia"/>
+                <w:sz w:val="28"/>
+              </w:rPr>
+              <w:t>單</w:t>
+            </w:r>
+            <w:r>
+              <w:rPr>
+                <w:rFonts w:ascii="標楷體" w:eastAsia="標楷體"/>
+                <w:sz w:val="28"/>
+              </w:rPr>
+              <w:t xml:space="preserve"> </w:t>
+            </w:r>
+            <w:r>
+              <w:rPr>
+                <w:rFonts w:ascii="標楷體" w:eastAsia="標楷體" w:hint="eastAsia"/>
+                <w:sz w:val="28"/>
+              </w:rPr>
+              <w:t>位</w:t>
+            </w:r>
+          </w:p>
+        </w:tc>
+        <w:tc>
+          <w:tcPr>
+            <w:tcW w:w="2128" w:type="dxa"/>
             <w:gridSpan w:val="2"/>
           </w:tcPr>
           <w:p>
@@ -616,59 +921,130 @@
                 <w:sz w:val="28"/>
               </w:rPr>
             </w:pPr>
-          </w:p>
-        </w:tc>
-        <w:tc>
-          <w:tcPr>
-            <w:tcW w:w="1105" w:type="dxa"/>
-          </w:tcPr>
-          <w:p>
-            <w:pPr>
-              <w:jc w:val="center"/>
-              <w:rPr>
-                <w:rFonts w:ascii="標楷體" w:eastAsia="標楷體"/>
-                <w:sz w:val="28"/>
-              </w:rPr>
-            </w:pPr>
-          </w:p>
-        </w:tc>
-        <w:tc>
-          <w:tcPr>
-            <w:tcW w:w="2547" w:type="dxa"/>
-            <w:gridSpan w:val="2"/>
-          </w:tcPr>
-          <w:p>
-            <w:pPr>
-              <w:jc w:val="center"/>
-              <w:rPr>
-                <w:rFonts w:ascii="標楷體" w:eastAsia="標楷體"/>
-                <w:sz w:val="28"/>
-              </w:rPr>
-            </w:pPr>
-          </w:p>
-        </w:tc>
-        <w:tc>
-          <w:tcPr>
-            <w:tcW w:w="0" w:type="auto"/>
-          </w:tcPr>
-          <w:p>
-            <w:pPr>
-              <w:jc w:val="center"/>
-              <w:rPr>
-                <w:rFonts w:ascii="標楷體" w:eastAsia="標楷體"/>
-                <w:sz w:val="28"/>
-              </w:rPr>
-            </w:pPr>
+            <w:r>
+              <w:rPr>
+                <w:rFonts w:ascii="標楷體" w:eastAsia="標楷體" w:hint="eastAsia"/>
+                <w:sz w:val="28"/>
+              </w:rPr>
+              <w:t>職</w:t>
+            </w:r>
+            <w:r>
+              <w:rPr>
+                <w:rFonts w:ascii="標楷體" w:eastAsia="標楷體"/>
+                <w:sz w:val="28"/>
+              </w:rPr>
+              <w:t xml:space="preserve">    </w:t>
+            </w:r>
+            <w:r>
+              <w:rPr>
+                <w:rFonts w:ascii="標楷體" w:eastAsia="標楷體" w:hint="eastAsia"/>
+                <w:sz w:val="28"/>
+              </w:rPr>
+              <w:t>稱</w:t>
+            </w:r>
+          </w:p>
+        </w:tc>
+        <w:tc>
+          <w:tcPr>
+            <w:tcW w:w="2118" w:type="dxa"/>
+          </w:tcPr>
+          <w:p>
+            <w:pPr>
+              <w:jc w:val="center"/>
+              <w:rPr>
+                <w:rFonts w:ascii="標楷體" w:eastAsia="標楷體"/>
+                <w:sz w:val="28"/>
+              </w:rPr>
+            </w:pPr>
+            <w:r>
+              <w:rPr>
+                <w:rFonts w:ascii="標楷體" w:eastAsia="標楷體" w:hint="eastAsia"/>
+                <w:sz w:val="28"/>
+              </w:rPr>
+              <w:t>起</w:t>
+            </w:r>
+            <w:r>
+              <w:rPr>
+                <w:rFonts w:ascii="標楷體" w:eastAsia="標楷體"/>
+                <w:sz w:val="28"/>
+              </w:rPr>
+              <w:t xml:space="preserve"> </w:t>
+            </w:r>
+            <w:r>
+              <w:rPr>
+                <w:rFonts w:ascii="標楷體" w:eastAsia="標楷體" w:hint="eastAsia"/>
+                <w:sz w:val="28"/>
+              </w:rPr>
+              <w:t>迄</w:t>
+            </w:r>
+            <w:r>
+              <w:rPr>
+                <w:rFonts w:ascii="標楷體" w:eastAsia="標楷體"/>
+                <w:sz w:val="28"/>
+              </w:rPr>
+              <w:t xml:space="preserve"> </w:t>
+            </w:r>
+            <w:r>
+              <w:rPr>
+                <w:rFonts w:ascii="標楷體" w:eastAsia="標楷體" w:hint="eastAsia"/>
+                <w:sz w:val="28"/>
+              </w:rPr>
+              <w:t>年</w:t>
+            </w:r>
+            <w:r>
+              <w:rPr>
+                <w:rFonts w:ascii="標楷體" w:eastAsia="標楷體"/>
+                <w:sz w:val="28"/>
+              </w:rPr>
+              <w:t xml:space="preserve"> </w:t>
+            </w:r>
+            <w:r>
+              <w:rPr>
+                <w:rFonts w:ascii="標楷體" w:eastAsia="標楷體" w:hint="eastAsia"/>
+                <w:sz w:val="28"/>
+              </w:rPr>
+              <w:t>月</w:t>
+            </w:r>
           </w:p>
         </w:tc>
       </w:tr>
       <w:tr>
         <w:trPr>
+          <w:gridAfter w:val="1"/>
+          <w:wAfter w:w="12" w:type="dxa"/>
           <w:cantSplit/>
         </w:trPr>
         <w:tc>
           <w:tcPr>
-            <w:tcW w:w="5245" w:type="dxa"/>
+            <w:tcW w:w="6236" w:type="dxa"/>
+            <w:gridSpan w:val="3"/>
+          </w:tcPr>
+          <w:p>
+            <w:pPr>
+              <w:rPr>
+                <w:rFonts w:ascii="標楷體" w:eastAsia="標楷體"/>
+                <w:sz w:val="28"/>
+              </w:rPr>
+            </w:pPr>
+            <w:r>
+              <w:rPr>
+                <w:rFonts w:ascii="標楷體" w:eastAsia="標楷體" w:hint="eastAsia"/>
+                <w:sz w:val="28"/>
+              </w:rPr>
+              <w:t xml:space="preserve">現任：汐止國泰綜合醫院 </w:t>
+            </w:r>
+            <w:r>
+              <w:rPr>
+                <w:rFonts w:ascii="標楷體" w:eastAsia="標楷體" w:hint="eastAsia"/>
+                <w:sz w:val="28"/>
+              </w:rPr>
+              <w:t>開刀房</w:t>
+            </w:r>
+          </w:p>
+        </w:tc>
+        <w:tc>
+          <w:tcPr>
+            <w:tcW w:w="2128" w:type="dxa"/>
             <w:gridSpan w:val="2"/>
           </w:tcPr>
           <w:p>
@@ -679,254 +1055,88 @@
                 <w:sz w:val="28"/>
               </w:rPr>
             </w:pPr>
-          </w:p>
-        </w:tc>
-        <w:tc>
-          <w:tcPr>
-            <w:tcW w:w="1105" w:type="dxa"/>
-          </w:tcPr>
-          <w:p>
-            <w:pPr>
-              <w:jc w:val="center"/>
-              <w:rPr>
-                <w:rFonts w:ascii="標楷體" w:eastAsia="標楷體"/>
-                <w:sz w:val="28"/>
-              </w:rPr>
-            </w:pPr>
-          </w:p>
-        </w:tc>
-        <w:tc>
-          <w:tcPr>
-            <w:tcW w:w="2547" w:type="dxa"/>
-            <w:gridSpan w:val="2"/>
-          </w:tcPr>
-          <w:p>
-            <w:pPr>
-              <w:jc w:val="center"/>
-              <w:rPr>
-                <w:rFonts w:ascii="標楷體" w:eastAsia="標楷體"/>
-                <w:sz w:val="28"/>
-              </w:rPr>
-            </w:pPr>
-          </w:p>
-        </w:tc>
-        <w:tc>
-          <w:tcPr>
-            <w:tcW w:w="0" w:type="auto"/>
-          </w:tcPr>
-          <w:p>
-            <w:pPr>
-              <w:spacing w:line="320" w:lineRule="exact"/>
-              <w:ind w:right="26"/>
-              <w:jc w:val="center"/>
-              <w:rPr>
-                <w:rFonts w:ascii="標楷體" w:eastAsia="標楷體" w:hAnsi="標楷體"/>
-                <w:sz w:val="28"/>
-              </w:rPr>
-            </w:pPr>
+            <w:r>
+              <w:rPr>
+                <w:rFonts w:ascii="標楷體" w:eastAsia="標楷體" w:hint="eastAsia"/>
+                <w:sz w:val="28"/>
+              </w:rPr>
+              <w:t>專責護理師</w:t>
+            </w:r>
+          </w:p>
+        </w:tc>
+        <w:tc>
+          <w:tcPr>
+            <w:tcW w:w="2118" w:type="dxa"/>
+          </w:tcPr>
+          <w:p>
+            <w:pPr>
+              <w:jc w:val="center"/>
+              <w:rPr>
+                <w:rFonts w:ascii="標楷體" w:eastAsia="標楷體"/>
+                <w:sz w:val="28"/>
+              </w:rPr>
+            </w:pPr>
+            <w:r>
+              <w:rPr>
+                <w:rFonts w:ascii="標楷體" w:eastAsia="標楷體" w:hint="eastAsia"/>
+                <w:sz w:val="28"/>
+              </w:rPr>
+              <w:t>2012</w:t>
+            </w:r>
+            <w:r>
+              <w:rPr>
+                <w:rFonts w:ascii="標楷體" w:eastAsia="標楷體" w:hint="eastAsia"/>
+                <w:sz w:val="28"/>
+              </w:rPr>
+              <w:t>/7~仍在職</w:t>
+            </w:r>
           </w:p>
         </w:tc>
       </w:tr>
       <w:tr>
         <w:trPr>
+          <w:gridAfter w:val="1"/>
+          <w:wAfter w:w="12" w:type="dxa"/>
           <w:cantSplit/>
         </w:trPr>
         <w:tc>
           <w:tcPr>
-            <w:tcW w:w="10494" w:type="dxa"/>
-            <w:gridSpan w:val="6"/>
-          </w:tcPr>
-          <w:p>
-            <w:pPr>
-              <w:jc w:val="center"/>
-              <w:rPr>
-                <w:rFonts w:ascii="標楷體" w:eastAsia="標楷體"/>
-                <w:sz w:val="28"/>
-              </w:rPr>
-            </w:pPr>
-            <w:r>
-              <w:rPr>
-                <w:rFonts w:ascii="標楷體" w:eastAsia="標楷體" w:hint="eastAsia"/>
-                <w:sz w:val="28"/>
-              </w:rPr>
-              <w:t>經歷</w:t>
-            </w:r>
-            <w:r>
-              <w:rPr>
-                <w:rFonts w:ascii="標楷體" w:eastAsia="標楷體"/>
-                <w:sz w:val="28"/>
-              </w:rPr>
-              <w:t>(</w:t>
-            </w:r>
-            <w:r>
-              <w:rPr>
-                <w:rFonts w:ascii="標楷體" w:eastAsia="標楷體" w:hint="eastAsia"/>
-                <w:sz w:val="28"/>
-              </w:rPr>
-              <w:t>請按服務時間先後順序填</w:t>
-            </w:r>
-            <w:proofErr w:type="gramStart"/>
-            <w:r>
-              <w:rPr>
-                <w:rFonts w:ascii="標楷體" w:eastAsia="標楷體" w:hint="eastAsia"/>
-                <w:sz w:val="28"/>
-              </w:rPr>
-              <w:t>繕</w:t>
-            </w:r>
-            <w:proofErr w:type="gramEnd"/>
-            <w:r>
-              <w:rPr>
-                <w:rFonts w:ascii="標楷體" w:eastAsia="標楷體"/>
-                <w:sz w:val="28"/>
-              </w:rPr>
-              <w:t>,</w:t>
-            </w:r>
-            <w:r>
-              <w:rPr>
-                <w:rFonts w:ascii="標楷體" w:eastAsia="標楷體" w:hint="eastAsia"/>
-                <w:sz w:val="28"/>
-              </w:rPr>
-              <w:t>與現提計劃有關</w:t>
-            </w:r>
-            <w:proofErr w:type="gramStart"/>
-            <w:r>
-              <w:rPr>
-                <w:rFonts w:ascii="標楷體" w:eastAsia="標楷體" w:hint="eastAsia"/>
-                <w:sz w:val="28"/>
-              </w:rPr>
-              <w:t>者尤請詳</w:t>
-            </w:r>
-            <w:proofErr w:type="gramEnd"/>
-            <w:r>
-              <w:rPr>
-                <w:rFonts w:ascii="標楷體" w:eastAsia="標楷體" w:hint="eastAsia"/>
-                <w:sz w:val="28"/>
-              </w:rPr>
-              <w:t>填</w:t>
-            </w:r>
-            <w:r>
-              <w:rPr>
-                <w:rFonts w:ascii="標楷體" w:eastAsia="標楷體"/>
-                <w:sz w:val="28"/>
-              </w:rPr>
-              <w:t>)</w:t>
-            </w:r>
-          </w:p>
-        </w:tc>
-      </w:tr>
-      <w:tr>
-        <w:trPr>
-          <w:cantSplit/>
-        </w:trPr>
-        <w:tc>
-          <w:tcPr>
-            <w:tcW w:w="6350" w:type="dxa"/>
+            <w:tcW w:w="6236" w:type="dxa"/>
             <w:gridSpan w:val="3"/>
           </w:tcPr>
           <w:p>
             <w:pPr>
-              <w:jc w:val="center"/>
-              <w:rPr>
-                <w:rFonts w:ascii="標楷體" w:eastAsia="標楷體"/>
-                <w:sz w:val="28"/>
-              </w:rPr>
-            </w:pPr>
-            <w:r>
-              <w:rPr>
-                <w:rFonts w:ascii="標楷體" w:eastAsia="標楷體" w:hint="eastAsia"/>
-                <w:sz w:val="28"/>
-              </w:rPr>
-              <w:t>服</w:t>
-            </w:r>
-            <w:r>
-              <w:rPr>
-                <w:rFonts w:ascii="標楷體" w:eastAsia="標楷體"/>
-                <w:sz w:val="28"/>
-              </w:rPr>
-              <w:t xml:space="preserve"> </w:t>
-            </w:r>
-            <w:r>
-              <w:rPr>
-                <w:rFonts w:ascii="標楷體" w:eastAsia="標楷體" w:hint="eastAsia"/>
-                <w:sz w:val="28"/>
-              </w:rPr>
-              <w:t>務</w:t>
-            </w:r>
-            <w:r>
-              <w:rPr>
-                <w:rFonts w:ascii="標楷體" w:eastAsia="標楷體"/>
-                <w:sz w:val="28"/>
-              </w:rPr>
-              <w:t xml:space="preserve"> </w:t>
-            </w:r>
-            <w:r>
-              <w:rPr>
-                <w:rFonts w:ascii="標楷體" w:eastAsia="標楷體" w:hint="eastAsia"/>
-                <w:sz w:val="28"/>
-              </w:rPr>
-              <w:t>機</w:t>
-            </w:r>
-            <w:r>
-              <w:rPr>
-                <w:rFonts w:ascii="標楷體" w:eastAsia="標楷體"/>
-                <w:sz w:val="28"/>
-              </w:rPr>
-              <w:t xml:space="preserve"> </w:t>
-            </w:r>
-            <w:r>
-              <w:rPr>
-                <w:rFonts w:ascii="標楷體" w:eastAsia="標楷體" w:hint="eastAsia"/>
-                <w:sz w:val="28"/>
-              </w:rPr>
-              <w:t>關</w:t>
-            </w:r>
-            <w:r>
-              <w:rPr>
-                <w:rFonts w:ascii="標楷體" w:eastAsia="標楷體"/>
-                <w:sz w:val="28"/>
-              </w:rPr>
-              <w:t xml:space="preserve"> </w:t>
-            </w:r>
-            <w:r>
-              <w:rPr>
-                <w:rFonts w:ascii="標楷體" w:eastAsia="標楷體" w:hint="eastAsia"/>
-                <w:sz w:val="28"/>
-              </w:rPr>
-              <w:t>及</w:t>
-            </w:r>
-            <w:r>
-              <w:rPr>
-                <w:rFonts w:ascii="標楷體" w:eastAsia="標楷體"/>
-                <w:sz w:val="28"/>
-              </w:rPr>
-              <w:t xml:space="preserve"> </w:t>
-            </w:r>
-            <w:r>
-              <w:rPr>
-                <w:rFonts w:ascii="標楷體" w:eastAsia="標楷體" w:hint="eastAsia"/>
-                <w:sz w:val="28"/>
-              </w:rPr>
-              <w:t>單</w:t>
-            </w:r>
-            <w:r>
-              <w:rPr>
-                <w:rFonts w:ascii="標楷體" w:eastAsia="標楷體"/>
-                <w:sz w:val="28"/>
-              </w:rPr>
-              <w:t xml:space="preserve"> </w:t>
-            </w:r>
-            <w:r>
-              <w:rPr>
-                <w:rFonts w:ascii="標楷體" w:eastAsia="標楷體" w:hint="eastAsia"/>
-                <w:sz w:val="28"/>
-              </w:rPr>
-              <w:t>位</w:t>
-            </w:r>
-          </w:p>
-        </w:tc>
-        <w:tc>
-          <w:tcPr>
-            <w:tcW w:w="2547" w:type="dxa"/>
+              <w:rPr>
+                <w:rFonts w:ascii="標楷體" w:eastAsia="標楷體"/>
+                <w:sz w:val="28"/>
+              </w:rPr>
+            </w:pPr>
+            <w:r>
+              <w:rPr>
+                <w:rFonts w:ascii="標楷體" w:eastAsia="標楷體" w:hint="eastAsia"/>
+                <w:sz w:val="28"/>
+              </w:rPr>
+              <w:t>曾任</w:t>
+            </w:r>
+            <w:r>
+              <w:rPr>
+                <w:rFonts w:ascii="標楷體" w:eastAsia="標楷體" w:hint="eastAsia"/>
+                <w:sz w:val="28"/>
+              </w:rPr>
+              <w:t>：</w:t>
+            </w:r>
+            <w:r>
+              <w:rPr>
+                <w:rFonts w:ascii="標楷體" w:eastAsia="標楷體" w:hint="eastAsia"/>
+                <w:sz w:val="28"/>
+              </w:rPr>
+              <w:t>台北馬偕醫院 開刀房</w:t>
+            </w:r>
+          </w:p>
+        </w:tc>
+        <w:tc>
+          <w:tcPr>
+            <w:tcW w:w="2128" w:type="dxa"/>
             <w:gridSpan w:val="2"/>
           </w:tcPr>
           <w:p>
@@ -942,266 +1152,50 @@
                 <w:rFonts w:ascii="標楷體" w:eastAsia="標楷體" w:hint="eastAsia"/>
                 <w:sz w:val="28"/>
               </w:rPr>
-              <w:t>職</w:t>
-            </w:r>
-            <w:r>
-              <w:rPr>
-                <w:rFonts w:ascii="標楷體" w:eastAsia="標楷體"/>
-                <w:sz w:val="28"/>
-              </w:rPr>
-              <w:t xml:space="preserve">    </w:t>
-            </w:r>
-            <w:r>
-              <w:rPr>
-                <w:rFonts w:ascii="標楷體" w:eastAsia="標楷體" w:hint="eastAsia"/>
-                <w:sz w:val="28"/>
-              </w:rPr>
-              <w:t>稱</w:t>
-            </w:r>
-          </w:p>
-        </w:tc>
-        <w:tc>
-          <w:tcPr>
-            <w:tcW w:w="0" w:type="auto"/>
-          </w:tcPr>
-          <w:p>
-            <w:pPr>
-              <w:jc w:val="center"/>
-              <w:rPr>
-                <w:rFonts w:ascii="標楷體" w:eastAsia="標楷體"/>
-                <w:sz w:val="28"/>
-              </w:rPr>
-            </w:pPr>
-            <w:r>
-              <w:rPr>
-                <w:rFonts w:ascii="標楷體" w:eastAsia="標楷體" w:hint="eastAsia"/>
-                <w:sz w:val="28"/>
-              </w:rPr>
-              <w:t>起</w:t>
-            </w:r>
-            <w:r>
-              <w:rPr>
-                <w:rFonts w:ascii="標楷體" w:eastAsia="標楷體"/>
-                <w:sz w:val="28"/>
-              </w:rPr>
-              <w:t xml:space="preserve"> </w:t>
-            </w:r>
-            <w:r>
-              <w:rPr>
-                <w:rFonts w:ascii="標楷體" w:eastAsia="標楷體" w:hint="eastAsia"/>
-                <w:sz w:val="28"/>
-              </w:rPr>
-              <w:t>迄</w:t>
-            </w:r>
-            <w:r>
-              <w:rPr>
-                <w:rFonts w:ascii="標楷體" w:eastAsia="標楷體"/>
-                <w:sz w:val="28"/>
-              </w:rPr>
-              <w:t xml:space="preserve"> </w:t>
-            </w:r>
-            <w:r>
-              <w:rPr>
-                <w:rFonts w:ascii="標楷體" w:eastAsia="標楷體" w:hint="eastAsia"/>
-                <w:sz w:val="28"/>
-              </w:rPr>
-              <w:t>年</w:t>
-            </w:r>
-            <w:r>
-              <w:rPr>
-                <w:rFonts w:ascii="標楷體" w:eastAsia="標楷體"/>
-                <w:sz w:val="28"/>
-              </w:rPr>
-              <w:t xml:space="preserve"> </w:t>
-            </w:r>
-            <w:r>
-              <w:rPr>
-                <w:rFonts w:ascii="標楷體" w:eastAsia="標楷體" w:hint="eastAsia"/>
-                <w:sz w:val="28"/>
-              </w:rPr>
-              <w:t>月</w:t>
-            </w:r>
-          </w:p>
-        </w:tc>
-      </w:tr>
-      <w:tr>
-        <w:trPr>
-          <w:cantSplit/>
-        </w:trPr>
-        <w:tc>
-          <w:tcPr>
-            <w:tcW w:w="6350" w:type="dxa"/>
-            <w:gridSpan w:val="3"/>
-          </w:tcPr>
-          <w:p>
-            <w:pPr>
-              <w:rPr>
-                <w:rFonts w:ascii="標楷體" w:eastAsia="標楷體"/>
-                <w:sz w:val="28"/>
-              </w:rPr>
-            </w:pPr>
-            <w:r>
-              <w:rPr>
-                <w:rFonts w:ascii="標楷體" w:eastAsia="標楷體" w:hint="eastAsia"/>
-                <w:sz w:val="28"/>
-              </w:rPr>
-              <w:t xml:space="preserve">現任：汐止國泰綜合醫院 </w:t>
-            </w:r>
-            <w:r>
-              <w:rPr>
-                <w:rFonts w:ascii="標楷體" w:eastAsia="標楷體" w:hint="eastAsia"/>
-                <w:sz w:val="28"/>
-              </w:rPr>
-              <w:t>開刀房</w:t>
-            </w:r>
-          </w:p>
-        </w:tc>
-        <w:tc>
-          <w:tcPr>
-            <w:tcW w:w="2547" w:type="dxa"/>
-            <w:gridSpan w:val="2"/>
-          </w:tcPr>
-          <w:p>
-            <w:pPr>
-              <w:jc w:val="center"/>
-              <w:rPr>
-                <w:rFonts w:ascii="標楷體" w:eastAsia="標楷體"/>
-                <w:sz w:val="28"/>
-              </w:rPr>
-            </w:pPr>
-            <w:r>
-              <w:rPr>
-                <w:rFonts w:ascii="標楷體" w:eastAsia="標楷體" w:hint="eastAsia"/>
-                <w:sz w:val="28"/>
-              </w:rPr>
-              <w:t>專責護理師</w:t>
-            </w:r>
-          </w:p>
-        </w:tc>
-        <w:tc>
-          <w:tcPr>
-            <w:tcW w:w="0" w:type="auto"/>
-          </w:tcPr>
-          <w:p>
-            <w:pPr>
-              <w:jc w:val="center"/>
-              <w:rPr>
-                <w:rFonts w:ascii="標楷體" w:eastAsia="標楷體"/>
-                <w:sz w:val="28"/>
-              </w:rPr>
-            </w:pPr>
-          </w:p>
-        </w:tc>
-      </w:tr>
-      <w:tr>
-        <w:trPr>
-          <w:cantSplit/>
-        </w:trPr>
-        <w:tc>
-          <w:tcPr>
-            <w:tcW w:w="6350" w:type="dxa"/>
-            <w:gridSpan w:val="3"/>
-          </w:tcPr>
-          <w:p>
-            <w:pPr>
-              <w:rPr>
-                <w:rFonts w:ascii="標楷體" w:eastAsia="標楷體"/>
-                <w:sz w:val="28"/>
-              </w:rPr>
-            </w:pPr>
-            <w:r>
-              <w:rPr>
-                <w:rFonts w:ascii="標楷體" w:eastAsia="標楷體" w:hint="eastAsia"/>
-                <w:sz w:val="28"/>
-              </w:rPr>
-              <w:t>曾任</w:t>
-            </w:r>
-            <w:r>
-              <w:rPr>
-                <w:rFonts w:ascii="標楷體" w:eastAsia="標楷體"/>
-                <w:sz w:val="28"/>
-              </w:rPr>
-              <w:t>:</w:t>
-            </w:r>
-          </w:p>
-        </w:tc>
-        <w:tc>
-          <w:tcPr>
-            <w:tcW w:w="2547" w:type="dxa"/>
-            <w:gridSpan w:val="2"/>
-          </w:tcPr>
-          <w:p>
-            <w:pPr>
-              <w:jc w:val="center"/>
-              <w:rPr>
-                <w:rFonts w:ascii="標楷體" w:eastAsia="標楷體"/>
-                <w:sz w:val="28"/>
-              </w:rPr>
-            </w:pPr>
-          </w:p>
-        </w:tc>
-        <w:tc>
-          <w:tcPr>
-            <w:tcW w:w="0" w:type="auto"/>
-          </w:tcPr>
-          <w:p>
-            <w:pPr>
-              <w:jc w:val="center"/>
-              <w:rPr>
-                <w:rFonts w:ascii="標楷體" w:eastAsia="標楷體"/>
-                <w:sz w:val="28"/>
-              </w:rPr>
-            </w:pPr>
-          </w:p>
-        </w:tc>
-      </w:tr>
-      <w:tr>
-        <w:trPr>
-          <w:cantSplit/>
-          <w:trHeight w:val="711"/>
-        </w:trPr>
-        <w:tc>
-          <w:tcPr>
-            <w:tcW w:w="6350" w:type="dxa"/>
-            <w:gridSpan w:val="3"/>
-          </w:tcPr>
-          <w:p>
-            <w:pPr>
-              <w:ind w:firstLineChars="250" w:firstLine="700"/>
-              <w:rPr>
-                <w:rFonts w:ascii="標楷體" w:eastAsia="標楷體"/>
-                <w:sz w:val="28"/>
-              </w:rPr>
-            </w:pPr>
-          </w:p>
-        </w:tc>
-        <w:tc>
-          <w:tcPr>
-            <w:tcW w:w="2547" w:type="dxa"/>
-            <w:gridSpan w:val="2"/>
-          </w:tcPr>
-          <w:p>
-            <w:pPr>
-              <w:jc w:val="center"/>
-              <w:rPr>
-                <w:rFonts w:ascii="標楷體" w:eastAsia="標楷體"/>
-                <w:sz w:val="28"/>
-              </w:rPr>
-            </w:pPr>
-          </w:p>
-        </w:tc>
-        <w:tc>
-          <w:tcPr>
-            <w:tcW w:w="0" w:type="auto"/>
-          </w:tcPr>
-          <w:p>
-            <w:pPr>
-              <w:jc w:val="center"/>
-              <w:rPr>
-                <w:rFonts w:ascii="標楷體" w:eastAsia="標楷體"/>
-                <w:sz w:val="28"/>
-              </w:rPr>
-            </w:pPr>
+              <w:t>護理師</w:t>
+            </w:r>
+          </w:p>
+        </w:tc>
+        <w:tc>
+          <w:tcPr>
+            <w:tcW w:w="2118" w:type="dxa"/>
+          </w:tcPr>
+          <w:p>
+            <w:pPr>
+              <w:jc w:val="center"/>
+              <w:rPr>
+                <w:rFonts w:ascii="標楷體" w:eastAsia="標楷體"/>
+                <w:sz w:val="28"/>
+              </w:rPr>
+            </w:pPr>
+            <w:r>
+              <w:rPr>
+                <w:rFonts w:ascii="標楷體" w:eastAsia="標楷體" w:hint="eastAsia"/>
+                <w:sz w:val="28"/>
+              </w:rPr>
+              <w:t>1997</w:t>
+            </w:r>
+            <w:r>
+              <w:rPr>
+                <w:rFonts w:ascii="標楷體" w:eastAsia="標楷體" w:hint="eastAsia"/>
+                <w:sz w:val="28"/>
+              </w:rPr>
+              <w:t>/7~</w:t>
+            </w:r>
+            <w:r>
+              <w:rPr>
+                <w:rFonts w:ascii="標楷體" w:eastAsia="標楷體" w:hint="eastAsia"/>
+                <w:sz w:val="28"/>
+              </w:rPr>
+              <w:t>2012</w:t>
+            </w:r>
+            <w:r>
+              <w:rPr>
+                <w:rFonts w:ascii="標楷體" w:eastAsia="標楷體" w:hint="eastAsia"/>
+                <w:sz w:val="28"/>
+              </w:rPr>
+              <w:t>/7</w:t>
+            </w:r>
           </w:p>
         </w:tc>
       </w:tr>
@@ -1213,7 +1207,7 @@
         <w:tc>
           <w:tcPr>
             <w:tcW w:w="10494" w:type="dxa"/>
-            <w:gridSpan w:val="6"/>
+            <w:gridSpan w:val="7"/>
           </w:tcPr>
           <w:p>
             <w:pPr>
@@ -1241,22 +1235,22 @@
         <w:tc>
           <w:tcPr>
             <w:tcW w:w="10494" w:type="dxa"/>
-            <w:gridSpan w:val="6"/>
-          </w:tcPr>
-          <w:p>
-            <w:pPr>
-              <w:jc w:val="center"/>
-              <w:rPr>
-                <w:rFonts w:ascii="標楷體" w:eastAsia="標楷體"/>
-                <w:sz w:val="28"/>
-              </w:rPr>
-            </w:pPr>
-            <w:r>
-              <w:rPr>
-                <w:rFonts w:ascii="標楷體" w:eastAsia="標楷體" w:hint="eastAsia"/>
-                <w:sz w:val="28"/>
-              </w:rPr>
-              <w:t>【本次投稿】A Large Epidermoid Cyst of the Pelvic Floor Mimicking Rectal Submucosal Malignancy: A Case Report，Journal of the Formosan Medical Association（Under Review）</w:t>
+            <w:gridSpan w:val="7"/>
+          </w:tcPr>
+          <w:p>
+            <w:pPr>
+              <w:jc w:val="center"/>
+              <w:rPr>
+                <w:rFonts w:ascii="標楷體" w:eastAsia="標楷體"/>
+                <w:sz w:val="28"/>
+              </w:rPr>
+            </w:pPr>
+            <w:r>
+              <w:rPr>
+                <w:rFonts w:ascii="標楷體" w:eastAsia="標楷體" w:hint="eastAsia"/>
+                <w:sz w:val="28"/>
+              </w:rPr>
+              <w:t>【本次投稿】A Large Epidermoid Cyst of the Pelvic Floor Mimicking Rectal Malignancy: A Case Report，Journal of the Formosan Medical Association（Under Review）</w:t>
             </w:r>
           </w:p>
         </w:tc>
@@ -1271,7 +1265,7 @@
     </w:p>
     <w:sectPr>
       <w:pgSz w:w="11906" w:h="16838"/>
-      <w:pgMar w:top="720" w:right="720" w:bottom="720" w:left="720" w:header="851" w:footer="992" w:gutter="0"/>
+      <w:pgMar w:top="720" w:right="720" w:bottom="709" w:left="720" w:header="851" w:footer="992" w:gutter="0"/>
       <w:cols w:space="425"/>
       <w:docGrid w:type="lines" w:linePitch="360"/>
     </w:sectPr>
@@ -2149,4 +2143,16 @@
     </a:ext>
   </a:extLst>
 </a:theme>
+</file>
+
+<file path=customXml/item1.xml><?xml version="1.0" encoding="utf-8"?>
+<b:Sources xmlns:b="http://schemas.openxmlformats.org/officeDocument/2006/bibliography" xmlns="http://schemas.openxmlformats.org/officeDocument/2006/bibliography" SelectedStyle="\APASixthEditionOfficeOnline.xsl" StyleName="APA" Version="6"/>
+</file>
+
+<file path=customXml/itemProps1.xml><?xml version="1.0" encoding="utf-8"?>
+<ds:datastoreItem xmlns:ds="http://schemas.openxmlformats.org/officeDocument/2006/customXml" ds:itemID="{12F48A1C-6E31-4EAD-856B-A5E1730E1955}">
+  <ds:schemaRefs>
+    <ds:schemaRef ds:uri="http://schemas.openxmlformats.org/officeDocument/2006/bibliography"/>
+  </ds:schemaRefs>
+</ds:datastoreItem>
 </file>